--- a/pr-preview/pr-201/chapters/summary-tracked-changes.docx
+++ b/pr-preview/pr-201/chapters/summary-tracked-changes.docx
@@ -16,7 +16,7 @@
       </w:pPr>
       <w:del w:id="1" w:author="PR Preview" w:date="2026-01-01T00:00:00Z">
         <w:r>
-          <w:delText xml:space="preserve">Last modified: 2026-10-14 08:02:01 (PDT)</w:delText>
+          <w:delText xml:space="preserve">Last modified: 2026-10-16 04:14:45 (PDT)</w:delText>
         </w:r>
       </w:del>
     </w:p>
@@ -26,7 +26,7 @@
       </w:pPr>
       <w:ins w:id="2" w:author="PR Preview" w:date="2026-01-01T00:00:00Z">
         <w:r>
-          <w:t xml:space="preserve">Last modified: 2026-10-14 12:06:59 (PDT)</w:t>
+          <w:t xml:space="preserve">Last modified: 2026-10-16 04:17:08 (PDT)</w:t>
         </w:r>
       </w:ins>
     </w:p>
@@ -1540,7 +1540,7 @@
       </w:r>
     </w:p>
     <w:bookmarkEnd w:id="65"/>
-    <w:bookmarkStart w:id="76" w:name="sentences"/>
+    <w:bookmarkStart w:id="77" w:name="sentences"/>
     <w:p>
       <w:pPr>
         <w:pStyle w:val="Heading2"/>
@@ -1802,6 +1802,32 @@
           <w:rPr>
             <w:rStyle w:val="Hyperlink"/>
           </w:rPr>
+          <w:t xml:space="preserve">Make every word tell</w:t>
+        </w:r>
+      </w:hyperlink>
+      <w:r>
+        <w:t xml:space="preserve">:</w:t>
+      </w:r>
+      <w:r>
+        <w:t xml:space="preserve"> </w:t>
+      </w:r>
+      <w:r>
+        <w:t xml:space="preserve">cut words that carry no meaning, but keep detail that does.</w:t>
+      </w:r>
+    </w:p>
+    <w:p>
+      <w:pPr>
+        <w:pStyle w:val="Compact"/>
+        <w:numPr>
+          <w:ilvl w:val="0"/>
+          <w:numId w:val="1006"/>
+        </w:numPr>
+      </w:pPr>
+      <w:hyperlink r:id="rId73">
+        <w:r>
+          <w:rPr>
+            <w:rStyle w:val="Hyperlink"/>
+          </w:rPr>
           <w:t xml:space="preserve">Limit complex sentence structures</w:t>
         </w:r>
       </w:hyperlink>
@@ -1817,7 +1843,7 @@
           <w:numId w:val="1006"/>
         </w:numPr>
       </w:pPr>
-      <w:hyperlink r:id="rId73">
+      <w:hyperlink r:id="rId74">
         <w:r>
           <w:rPr>
             <w:rStyle w:val="Hyperlink"/>
@@ -1837,7 +1863,7 @@
           <w:numId w:val="1006"/>
         </w:numPr>
       </w:pPr>
-      <w:hyperlink r:id="rId74">
+      <w:hyperlink r:id="rId75">
         <w:r>
           <w:rPr>
             <w:rStyle w:val="Hyperlink"/>
@@ -1857,7 +1883,7 @@
           <w:numId w:val="1006"/>
         </w:numPr>
       </w:pPr>
-      <w:hyperlink r:id="rId75">
+      <w:hyperlink r:id="rId76">
         <w:r>
           <w:rPr>
             <w:rStyle w:val="Hyperlink"/>
@@ -1869,8 +1895,8 @@
         <w:t xml:space="preserve">.</w:t>
       </w:r>
     </w:p>
-    <w:bookmarkEnd w:id="76"/>
-    <w:bookmarkStart w:id="91" w:name="teaching-materials"/>
+    <w:bookmarkEnd w:id="77"/>
+    <w:bookmarkStart w:id="92" w:name="teaching-materials"/>
     <w:p>
       <w:pPr>
         <w:pStyle w:val="Heading2"/>
@@ -1887,7 +1913,7 @@
           <w:numId w:val="1007"/>
         </w:numPr>
       </w:pPr>
-      <w:hyperlink r:id="rId77">
+      <w:hyperlink r:id="rId78">
         <w:r>
           <w:rPr>
             <w:rStyle w:val="Hyperlink"/>
@@ -1907,7 +1933,7 @@
           <w:numId w:val="1007"/>
         </w:numPr>
       </w:pPr>
-      <w:hyperlink r:id="rId78">
+      <w:hyperlink r:id="rId79">
         <w:r>
           <w:rPr>
             <w:rStyle w:val="Hyperlink"/>
@@ -1927,7 +1953,7 @@
           <w:numId w:val="1007"/>
         </w:numPr>
       </w:pPr>
-      <w:hyperlink r:id="rId79">
+      <w:hyperlink r:id="rId80">
         <w:r>
           <w:rPr>
             <w:rStyle w:val="Hyperlink"/>
@@ -1950,7 +1976,7 @@
           <w:numId w:val="1007"/>
         </w:numPr>
       </w:pPr>
-      <w:hyperlink r:id="rId80">
+      <w:hyperlink r:id="rId81">
         <w:r>
           <w:rPr>
             <w:rStyle w:val="Hyperlink"/>
@@ -1970,7 +1996,7 @@
           <w:numId w:val="1007"/>
         </w:numPr>
       </w:pPr>
-      <w:hyperlink r:id="rId81">
+      <w:hyperlink r:id="rId82">
         <w:r>
           <w:rPr>
             <w:rStyle w:val="Hyperlink"/>
@@ -1990,7 +2016,7 @@
           <w:numId w:val="1007"/>
         </w:numPr>
       </w:pPr>
-      <w:hyperlink r:id="rId82">
+      <w:hyperlink r:id="rId83">
         <w:r>
           <w:rPr>
             <w:rStyle w:val="Hyperlink"/>
@@ -2010,7 +2036,7 @@
           <w:numId w:val="1007"/>
         </w:numPr>
       </w:pPr>
-      <w:hyperlink r:id="rId83">
+      <w:hyperlink r:id="rId84">
         <w:r>
           <w:rPr>
             <w:rStyle w:val="Hyperlink"/>
@@ -2030,7 +2056,7 @@
           <w:numId w:val="1007"/>
         </w:numPr>
       </w:pPr>
-      <w:hyperlink r:id="rId84">
+      <w:hyperlink r:id="rId85">
         <w:r>
           <w:rPr>
             <w:rStyle w:val="Hyperlink"/>
@@ -2050,7 +2076,7 @@
           <w:numId w:val="1007"/>
         </w:numPr>
       </w:pPr>
-      <w:hyperlink r:id="rId85">
+      <w:hyperlink r:id="rId86">
         <w:r>
           <w:rPr>
             <w:rStyle w:val="Hyperlink"/>
@@ -2070,7 +2096,7 @@
           <w:numId w:val="1007"/>
         </w:numPr>
       </w:pPr>
-      <w:hyperlink r:id="rId86">
+      <w:hyperlink r:id="rId87">
         <w:r>
           <w:rPr>
             <w:rStyle w:val="Hyperlink"/>
@@ -2093,7 +2119,7 @@
           <w:numId w:val="1007"/>
         </w:numPr>
       </w:pPr>
-      <w:hyperlink r:id="rId87">
+      <w:hyperlink r:id="rId88">
         <w:r>
           <w:rPr>
             <w:rStyle w:val="Hyperlink"/>
@@ -2113,7 +2139,7 @@
           <w:numId w:val="1007"/>
         </w:numPr>
       </w:pPr>
-      <w:hyperlink r:id="rId88">
+      <w:hyperlink r:id="rId89">
         <w:r>
           <w:rPr>
             <w:rStyle w:val="Hyperlink"/>
@@ -2133,7 +2159,7 @@
           <w:numId w:val="1007"/>
         </w:numPr>
       </w:pPr>
-      <w:hyperlink r:id="rId89">
+      <w:hyperlink r:id="rId90">
         <w:r>
           <w:rPr>
             <w:rStyle w:val="Hyperlink"/>
@@ -2168,7 +2194,7 @@
           <w:numId w:val="1007"/>
         </w:numPr>
       </w:pPr>
-      <w:hyperlink r:id="rId90">
+      <w:hyperlink r:id="rId91">
         <w:r>
           <w:rPr>
             <w:rStyle w:val="Hyperlink"/>
@@ -2186,7 +2212,150 @@
         <w:t xml:space="preserve">but keep what those repositories credit.</w:t>
       </w:r>
     </w:p>
-    <w:bookmarkEnd w:id="91"/>
+    <w:bookmarkEnd w:id="92"/>
+    <w:bookmarkStart w:id="96" w:name="software-text"/>
+    <w:p>
+      <w:pPr>
+        <w:pStyle w:val="Heading2"/>
+      </w:pPr>
+      <w:r>
+        <w:t xml:space="preserve">8 Software text</w:t>
+      </w:r>
+    </w:p>
+    <w:p>
+      <w:pPr>
+        <w:pStyle w:val="Compact"/>
+        <w:numPr>
+          <w:ilvl w:val="0"/>
+          <w:numId w:val="1008"/>
+        </w:numPr>
+      </w:pPr>
+      <w:hyperlink r:id="rId93">
+        <w:r>
+          <w:rPr>
+            <w:rStyle w:val="Hyperlink"/>
+          </w:rPr>
+          <w:t xml:space="preserve">Say what changed and why</w:t>
+        </w:r>
+      </w:hyperlink>
+      <w:r>
+        <w:t xml:space="preserve"> </w:t>
+      </w:r>
+      <w:r>
+        <w:t xml:space="preserve">in a pull request or commit message.</w:t>
+      </w:r>
+    </w:p>
+    <w:p>
+      <w:pPr>
+        <w:pStyle w:val="Compact"/>
+        <w:numPr>
+          <w:ilvl w:val="0"/>
+          <w:numId w:val="1008"/>
+        </w:numPr>
+      </w:pPr>
+      <w:hyperlink r:id="rId94">
+        <w:r>
+          <w:rPr>
+            <w:rStyle w:val="Hyperlink"/>
+          </w:rPr>
+          <w:t xml:space="preserve">Comment why, not what</w:t>
+        </w:r>
+      </w:hyperlink>
+      <w:r>
+        <w:t xml:space="preserve">.</w:t>
+      </w:r>
+    </w:p>
+    <w:p>
+      <w:pPr>
+        <w:pStyle w:val="Compact"/>
+        <w:numPr>
+          <w:ilvl w:val="0"/>
+          <w:numId w:val="1008"/>
+        </w:numPr>
+      </w:pPr>
+      <w:hyperlink r:id="rId95">
+        <w:r>
+          <w:rPr>
+            <w:rStyle w:val="Hyperlink"/>
+          </w:rPr>
+          <w:t xml:space="preserve">Write release notes by their effect on the user</w:t>
+        </w:r>
+      </w:hyperlink>
+      <w:r>
+        <w:t xml:space="preserve">.</w:t>
+      </w:r>
+    </w:p>
+    <w:bookmarkEnd w:id="96"/>
+    <w:bookmarkStart w:id="100" w:name="thinking"/>
+    <w:p>
+      <w:pPr>
+        <w:pStyle w:val="Heading2"/>
+      </w:pPr>
+      <w:r>
+        <w:t xml:space="preserve">9 Thinking</w:t>
+      </w:r>
+    </w:p>
+    <w:p>
+      <w:pPr>
+        <w:pStyle w:val="Compact"/>
+        <w:numPr>
+          <w:ilvl w:val="0"/>
+          <w:numId w:val="1009"/>
+        </w:numPr>
+      </w:pPr>
+      <w:hyperlink r:id="rId97">
+        <w:r>
+          <w:rPr>
+            <w:rStyle w:val="Hyperlink"/>
+          </w:rPr>
+          <w:t xml:space="preserve">Write the question down first</w:t>
+        </w:r>
+      </w:hyperlink>
+      <w:r>
+        <w:t xml:space="preserve">.</w:t>
+      </w:r>
+    </w:p>
+    <w:p>
+      <w:pPr>
+        <w:pStyle w:val="Compact"/>
+        <w:numPr>
+          <w:ilvl w:val="0"/>
+          <w:numId w:val="1009"/>
+        </w:numPr>
+      </w:pPr>
+      <w:hyperlink r:id="rId98">
+        <w:r>
+          <w:rPr>
+            <w:rStyle w:val="Hyperlink"/>
+          </w:rPr>
+          <w:t xml:space="preserve">Send a written question that gives the reader the context to answer it</w:t>
+        </w:r>
+      </w:hyperlink>
+      <w:r>
+        <w:t xml:space="preserve">.</w:t>
+      </w:r>
+    </w:p>
+    <w:p>
+      <w:pPr>
+        <w:pStyle w:val="Compact"/>
+        <w:numPr>
+          <w:ilvl w:val="0"/>
+          <w:numId w:val="1009"/>
+        </w:numPr>
+      </w:pPr>
+      <w:hyperlink r:id="rId99">
+        <w:r>
+          <w:rPr>
+            <w:rStyle w:val="Hyperlink"/>
+          </w:rPr>
+          <w:t xml:space="preserve">Draft the plan before you run the analysis</w:t>
+        </w:r>
+      </w:hyperlink>
+      <w:r>
+        <w:t xml:space="preserve">.</w:t>
+      </w:r>
+    </w:p>
+    <w:bookmarkEnd w:id="100"/>
     <w:sectPr>
       <w:footnotePr>
         <w:numRestart w:val="eachSect"/>
@@ -2422,6 +2591,12 @@
     <w:abstractNumId w:val="991"/>
   </w:num>
   <w:num w:numId="1007">
+    <w:abstractNumId w:val="991"/>
+  </w:num>
+  <w:num w:numId="1008">
+    <w:abstractNumId w:val="991"/>
+  </w:num>
+  <w:num w:numId="1009">
     <w:abstractNumId w:val="991"/>
   </w:num>
 </w:numbering>

--- a/pr-preview/pr-201/chapters/summary-tracked-changes.docx
+++ b/pr-preview/pr-201/chapters/summary-tracked-changes.docx
@@ -16,7 +16,7 @@
       </w:pPr>
       <w:del w:id="1" w:author="PR Preview" w:date="2026-01-01T00:00:00Z">
         <w:r>
-          <w:delText xml:space="preserve">Last modified: 2026-10-16 04:14:45 (PDT)</w:delText>
+          <w:delText xml:space="preserve">Last modified: 2026-10-16 04:25:52 (PDT)</w:delText>
         </w:r>
       </w:del>
     </w:p>
@@ -26,7 +26,7 @@
       </w:pPr>
       <w:ins w:id="2" w:author="PR Preview" w:date="2026-01-01T00:00:00Z">
         <w:r>
-          <w:t xml:space="preserve">Last modified: 2026-10-16 04:17:08 (PDT)</w:t>
+          <w:t xml:space="preserve">Last modified: 2026-10-16 04:37:37 (PDT)</w:t>
         </w:r>
       </w:ins>
     </w:p>
@@ -202,7 +202,7 @@
         <w:t xml:space="preserve">Follow its link for the reasons and the exceptions.</w:t>
       </w:r>
     </w:p>
-    <w:bookmarkStart w:id="25" w:name="terms-and-notation"/>
+    <w:bookmarkStart w:id="28" w:name="terms-and-notation"/>
     <w:p>
       <w:pPr>
         <w:pStyle w:val="Heading2"/>
@@ -213,7 +213,6 @@
     </w:p>
     <w:p>
       <w:pPr>
-        <w:pStyle w:val="Compact"/>
         <w:numPr>
           <w:ilvl w:val="0"/>
           <w:numId w:val="1001"/>
@@ -242,7 +241,6 @@
     </w:p>
     <w:p>
       <w:pPr>
-        <w:pStyle w:val="Compact"/>
         <w:numPr>
           <w:ilvl w:val="0"/>
           <w:numId w:val="1001"/>
@@ -265,7 +263,6 @@
     </w:p>
     <w:p>
       <w:pPr>
-        <w:pStyle w:val="Compact"/>
         <w:numPr>
           <w:ilvl w:val="0"/>
           <w:numId w:val="1001"/>
@@ -358,7 +355,6 @@
     </w:p>
     <w:p>
       <w:pPr>
-        <w:pStyle w:val="Compact"/>
         <w:numPr>
           <w:ilvl w:val="0"/>
           <w:numId w:val="1001"/>
@@ -381,7 +377,6 @@
     </w:p>
     <w:p>
       <w:pPr>
-        <w:pStyle w:val="Compact"/>
         <w:numPr>
           <w:ilvl w:val="0"/>
           <w:numId w:val="1001"/>
@@ -407,7 +402,6 @@
     </w:p>
     <w:p>
       <w:pPr>
-        <w:pStyle w:val="Compact"/>
         <w:numPr>
           <w:ilvl w:val="0"/>
           <w:numId w:val="1001"/>
@@ -447,7 +441,6 @@
     </w:p>
     <w:p>
       <w:pPr>
-        <w:pStyle w:val="Compact"/>
         <w:numPr>
           <w:ilvl w:val="0"/>
           <w:numId w:val="1001"/>
@@ -505,7 +498,6 @@
     </w:p>
     <w:p>
       <w:pPr>
-        <w:pStyle w:val="Compact"/>
         <w:numPr>
           <w:ilvl w:val="0"/>
           <w:numId w:val="1001"/>
@@ -525,7 +517,6 @@
     </w:p>
     <w:p>
       <w:pPr>
-        <w:pStyle w:val="Compact"/>
         <w:numPr>
           <w:ilvl w:val="0"/>
           <w:numId w:val="1001"/>
@@ -607,7 +598,6 @@
     </w:p>
     <w:p>
       <w:pPr>
-        <w:pStyle w:val="Compact"/>
         <w:numPr>
           <w:ilvl w:val="0"/>
           <w:numId w:val="1001"/>
@@ -633,7 +623,6 @@
     </w:p>
     <w:p>
       <w:pPr>
-        <w:pStyle w:val="Compact"/>
         <w:numPr>
           <w:ilvl w:val="0"/>
           <w:numId w:val="1001"/>
@@ -653,7 +642,6 @@
     </w:p>
     <w:p>
       <w:pPr>
-        <w:pStyle w:val="Compact"/>
         <w:numPr>
           <w:ilvl w:val="0"/>
           <w:numId w:val="1001"/>
@@ -677,8 +665,107 @@
         <w:t xml:space="preserve">such as the limits of a sum.</w:t>
       </w:r>
     </w:p>
-    <w:bookmarkEnd w:id="25"/>
-    <w:bookmarkStart w:id="34" w:name="claims-and-evidence"/>
+    <w:p>
+      <w:pPr>
+        <w:numPr>
+          <w:ilvl w:val="0"/>
+          <w:numId w:val="1001"/>
+        </w:numPr>
+      </w:pPr>
+      <w:hyperlink r:id="rId25">
+        <w:ins w:id="11" w:author="PR Preview" w:date="2026-01-01T00:00:00Z">
+          <w:r>
+            <w:rPr>
+              <w:rStyle w:val="Hyperlink"/>
+            </w:rPr>
+            <w:t xml:space="preserve">Put words between formulas, and start a sentence with a word</w:t>
+          </w:r>
+        </w:ins>
+      </w:hyperlink>
+      <w:ins w:id="12" w:author="PR Preview" w:date="2026-01-01T00:00:00Z">
+        <w:r>
+          <w:t xml:space="preserve">,</w:t>
+        </w:r>
+      </w:ins>
+      <w:ins w:id="13" w:author="PR Preview" w:date="2026-01-01T00:00:00Z">
+        <w:r>
+          <w:t xml:space="preserve"> </w:t>
+        </w:r>
+      </w:ins>
+      <w:ins w:id="14" w:author="PR Preview" w:date="2026-01-01T00:00:00Z">
+        <w:r>
+          <w:t xml:space="preserve">not a symbol.</w:t>
+        </w:r>
+      </w:ins>
+    </w:p>
+    <w:p>
+      <w:pPr>
+        <w:numPr>
+          <w:ilvl w:val="0"/>
+          <w:numId w:val="1001"/>
+        </w:numPr>
+      </w:pPr>
+      <w:hyperlink r:id="rId26">
+        <w:ins w:id="15" w:author="PR Preview" w:date="2026-01-01T00:00:00Z">
+          <w:r>
+            <w:rPr>
+              <w:rStyle w:val="Hyperlink"/>
+            </w:rPr>
+            <w:t xml:space="preserve">Introduce a theorem with a complete sentence</w:t>
+          </w:r>
+        </w:ins>
+      </w:hyperlink>
+      <w:ins w:id="16" w:author="PR Preview" w:date="2026-01-01T00:00:00Z">
+        <w:r>
+          <w:t xml:space="preserve">,</w:t>
+        </w:r>
+      </w:ins>
+      <w:ins w:id="17" w:author="PR Preview" w:date="2026-01-01T00:00:00Z">
+        <w:r>
+          <w:t xml:space="preserve"> </w:t>
+        </w:r>
+      </w:ins>
+      <w:ins w:id="18" w:author="PR Preview" w:date="2026-01-01T00:00:00Z">
+        <w:r>
+          <w:t xml:space="preserve">and state it so that it stands alone.</w:t>
+        </w:r>
+      </w:ins>
+    </w:p>
+    <w:p>
+      <w:pPr>
+        <w:numPr>
+          <w:ilvl w:val="0"/>
+          <w:numId w:val="1001"/>
+        </w:numPr>
+      </w:pPr>
+      <w:hyperlink r:id="rId27">
+        <w:ins w:id="19" w:author="PR Preview" w:date="2026-01-01T00:00:00Z">
+          <w:r>
+            <w:rPr>
+              <w:rStyle w:val="Hyperlink"/>
+            </w:rPr>
+            <w:t xml:space="preserve">Spell out a number used as an adjective</w:t>
+          </w:r>
+        </w:ins>
+      </w:hyperlink>
+      <w:ins w:id="20" w:author="PR Preview" w:date="2026-01-01T00:00:00Z">
+        <w:r>
+          <w:t xml:space="preserve">,</w:t>
+        </w:r>
+      </w:ins>
+      <w:ins w:id="21" w:author="PR Preview" w:date="2026-01-01T00:00:00Z">
+        <w:r>
+          <w:t xml:space="preserve"> </w:t>
+        </w:r>
+      </w:ins>
+      <w:ins w:id="22" w:author="PR Preview" w:date="2026-01-01T00:00:00Z">
+        <w:r>
+          <w:t xml:space="preserve">and write the numeral for a number used as a name.</w:t>
+        </w:r>
+      </w:ins>
+    </w:p>
+    <w:bookmarkEnd w:id="28"/>
+    <w:bookmarkStart w:id="37" w:name="claims-and-evidence"/>
     <w:p>
       <w:pPr>
         <w:pStyle w:val="Heading2"/>
@@ -695,7 +782,7 @@
           <w:numId w:val="1002"/>
         </w:numPr>
       </w:pPr>
-      <w:hyperlink r:id="rId26">
+      <w:hyperlink r:id="rId29">
         <w:r>
           <w:rPr>
             <w:rStyle w:val="Hyperlink"/>
@@ -718,7 +805,7 @@
           <w:numId w:val="1002"/>
         </w:numPr>
       </w:pPr>
-      <w:hyperlink r:id="rId27">
+      <w:hyperlink r:id="rId30">
         <w:r>
           <w:rPr>
             <w:rStyle w:val="Hyperlink"/>
@@ -753,7 +840,7 @@
           <w:numId w:val="1002"/>
         </w:numPr>
       </w:pPr>
-      <w:hyperlink r:id="rId28">
+      <w:hyperlink r:id="rId31">
         <w:r>
           <w:rPr>
             <w:rStyle w:val="Hyperlink"/>
@@ -770,7 +857,7 @@
       <w:r>
         <w:t xml:space="preserve"> </w:t>
       </w:r>
-      <w:hyperlink r:id="rId29">
+      <w:hyperlink r:id="rId32">
         <w:r>
           <w:rPr>
             <w:rStyle w:val="Hyperlink"/>
@@ -790,7 +877,7 @@
           <w:numId w:val="1002"/>
         </w:numPr>
       </w:pPr>
-      <w:hyperlink r:id="rId30">
+      <w:hyperlink r:id="rId33">
         <w:r>
           <w:rPr>
             <w:rStyle w:val="Hyperlink"/>
@@ -816,7 +903,7 @@
           <w:numId w:val="1002"/>
         </w:numPr>
       </w:pPr>
-      <w:hyperlink r:id="rId31">
+      <w:hyperlink r:id="rId34">
         <w:r>
           <w:rPr>
             <w:rStyle w:val="Hyperlink"/>
@@ -839,7 +926,7 @@
           <w:numId w:val="1002"/>
         </w:numPr>
       </w:pPr>
-      <w:hyperlink r:id="rId32">
+      <w:hyperlink r:id="rId35">
         <w:r>
           <w:rPr>
             <w:rStyle w:val="Hyperlink"/>
@@ -862,7 +949,7 @@
           <w:numId w:val="1002"/>
         </w:numPr>
       </w:pPr>
-      <w:hyperlink r:id="rId33">
+      <w:hyperlink r:id="rId36">
         <w:r>
           <w:rPr>
             <w:rStyle w:val="Hyperlink"/>
@@ -880,8 +967,8 @@
         <w:t xml:space="preserve">name the topic, not its author, in headings and sentences.</w:t>
       </w:r>
     </w:p>
-    <w:bookmarkEnd w:id="34"/>
-    <w:bookmarkStart w:id="42" w:name="papers"/>
+    <w:bookmarkEnd w:id="37"/>
+    <w:bookmarkStart w:id="45" w:name="papers"/>
     <w:p>
       <w:pPr>
         <w:pStyle w:val="Heading2"/>
@@ -898,7 +985,7 @@
           <w:numId w:val="1003"/>
         </w:numPr>
       </w:pPr>
-      <w:hyperlink r:id="rId35">
+      <w:hyperlink r:id="rId38">
         <w:r>
           <w:rPr>
             <w:rStyle w:val="Hyperlink"/>
@@ -921,7 +1008,7 @@
           <w:numId w:val="1003"/>
         </w:numPr>
       </w:pPr>
-      <w:hyperlink r:id="rId36">
+      <w:hyperlink r:id="rId39">
         <w:r>
           <w:rPr>
             <w:rStyle w:val="Hyperlink"/>
@@ -944,7 +1031,7 @@
           <w:numId w:val="1003"/>
         </w:numPr>
       </w:pPr>
-      <w:hyperlink r:id="rId37">
+      <w:hyperlink r:id="rId40">
         <w:r>
           <w:rPr>
             <w:rStyle w:val="Hyperlink"/>
@@ -967,7 +1054,7 @@
           <w:numId w:val="1003"/>
         </w:numPr>
       </w:pPr>
-      <w:hyperlink r:id="rId38">
+      <w:hyperlink r:id="rId41">
         <w:r>
           <w:rPr>
             <w:rStyle w:val="Hyperlink"/>
@@ -987,7 +1074,7 @@
           <w:numId w:val="1003"/>
         </w:numPr>
       </w:pPr>
-      <w:hyperlink r:id="rId39">
+      <w:hyperlink r:id="rId42">
         <w:r>
           <w:rPr>
             <w:rStyle w:val="Hyperlink"/>
@@ -1013,7 +1100,7 @@
       <w:r>
         <w:t xml:space="preserve"> </w:t>
       </w:r>
-      <w:hyperlink r:id="rId40">
+      <w:hyperlink r:id="rId43">
         <w:r>
           <w:rPr>
             <w:rStyle w:val="Hyperlink"/>
@@ -1033,7 +1120,7 @@
       <w:r>
         <w:t xml:space="preserve"> </w:t>
       </w:r>
-      <w:hyperlink r:id="rId41">
+      <w:hyperlink r:id="rId44">
         <w:r>
           <w:rPr>
             <w:rStyle w:val="Hyperlink"/>
@@ -1048,8 +1135,8 @@
         <w:t xml:space="preserve">before you submit.</w:t>
       </w:r>
     </w:p>
-    <w:bookmarkEnd w:id="42"/>
-    <w:bookmarkStart w:id="50" w:name="words"/>
+    <w:bookmarkEnd w:id="45"/>
+    <w:bookmarkStart w:id="53" w:name="words"/>
     <w:p>
       <w:pPr>
         <w:pStyle w:val="Heading2"/>
@@ -1066,7 +1153,7 @@
           <w:numId w:val="1004"/>
         </w:numPr>
       </w:pPr>
-      <w:hyperlink r:id="rId43">
+      <w:hyperlink r:id="rId46">
         <w:r>
           <w:rPr>
             <w:rStyle w:val="Hyperlink"/>
@@ -1089,7 +1176,7 @@
           <w:numId w:val="1004"/>
         </w:numPr>
       </w:pPr>
-      <w:hyperlink r:id="rId44">
+      <w:hyperlink r:id="rId47">
         <w:r>
           <w:rPr>
             <w:rStyle w:val="Hyperlink"/>
@@ -1109,7 +1196,7 @@
           <w:numId w:val="1004"/>
         </w:numPr>
       </w:pPr>
-      <w:hyperlink r:id="rId45">
+      <w:hyperlink r:id="rId48">
         <w:r>
           <w:rPr>
             <w:rStyle w:val="Hyperlink"/>
@@ -1129,7 +1216,7 @@
           <w:numId w:val="1004"/>
         </w:numPr>
       </w:pPr>
-      <w:hyperlink r:id="rId46">
+      <w:hyperlink r:id="rId49">
         <w:r>
           <w:rPr>
             <w:rStyle w:val="Hyperlink"/>
@@ -1164,7 +1251,7 @@
           <w:numId w:val="1004"/>
         </w:numPr>
       </w:pPr>
-      <w:hyperlink r:id="rId47">
+      <w:hyperlink r:id="rId50">
         <w:r>
           <w:rPr>
             <w:rStyle w:val="Hyperlink"/>
@@ -1184,7 +1271,7 @@
           <w:numId w:val="1004"/>
         </w:numPr>
       </w:pPr>
-      <w:hyperlink r:id="rId48">
+      <w:hyperlink r:id="rId51">
         <w:r>
           <w:rPr>
             <w:rStyle w:val="Hyperlink"/>
@@ -1210,7 +1297,7 @@
           <w:numId w:val="1004"/>
         </w:numPr>
       </w:pPr>
-      <w:hyperlink r:id="rId49">
+      <w:hyperlink r:id="rId52">
         <w:r>
           <w:rPr>
             <w:rStyle w:val="Hyperlink"/>
@@ -1222,8 +1309,8 @@
         <w:t xml:space="preserve">.</w:t>
       </w:r>
     </w:p>
-    <w:bookmarkEnd w:id="50"/>
-    <w:bookmarkStart w:id="65" w:name="writing-for-every-reader"/>
+    <w:bookmarkEnd w:id="53"/>
+    <w:bookmarkStart w:id="68" w:name="writing-for-every-reader"/>
     <w:p>
       <w:pPr>
         <w:pStyle w:val="Heading2"/>
@@ -1240,7 +1327,7 @@
           <w:numId w:val="1005"/>
         </w:numPr>
       </w:pPr>
-      <w:hyperlink r:id="rId51">
+      <w:hyperlink r:id="rId54">
         <w:r>
           <w:rPr>
             <w:rStyle w:val="Hyperlink"/>
@@ -1260,7 +1347,7 @@
           <w:numId w:val="1005"/>
         </w:numPr>
       </w:pPr>
-      <w:hyperlink r:id="rId52">
+      <w:hyperlink r:id="rId55">
         <w:r>
           <w:rPr>
             <w:rStyle w:val="Hyperlink"/>
@@ -1280,7 +1367,7 @@
           <w:numId w:val="1005"/>
         </w:numPr>
       </w:pPr>
-      <w:hyperlink r:id="rId53">
+      <w:hyperlink r:id="rId56">
         <w:r>
           <w:rPr>
             <w:rStyle w:val="Hyperlink"/>
@@ -1327,7 +1414,7 @@
           <w:numId w:val="1005"/>
         </w:numPr>
       </w:pPr>
-      <w:hyperlink r:id="rId54">
+      <w:hyperlink r:id="rId57">
         <w:r>
           <w:rPr>
             <w:rStyle w:val="Hyperlink"/>
@@ -1347,7 +1434,7 @@
           <w:numId w:val="1005"/>
         </w:numPr>
       </w:pPr>
-      <w:hyperlink r:id="rId55">
+      <w:hyperlink r:id="rId58">
         <w:r>
           <w:rPr>
             <w:rStyle w:val="Hyperlink"/>
@@ -1367,7 +1454,7 @@
       <w:r>
         <w:t xml:space="preserve"> </w:t>
       </w:r>
-      <w:hyperlink r:id="rId56">
+      <w:hyperlink r:id="rId59">
         <w:r>
           <w:rPr>
             <w:rStyle w:val="Hyperlink"/>
@@ -1387,7 +1474,7 @@
           <w:numId w:val="1005"/>
         </w:numPr>
       </w:pPr>
-      <w:hyperlink r:id="rId57">
+      <w:hyperlink r:id="rId60">
         <w:r>
           <w:rPr>
             <w:rStyle w:val="Hyperlink"/>
@@ -1407,7 +1494,7 @@
           <w:numId w:val="1005"/>
         </w:numPr>
       </w:pPr>
-      <w:hyperlink r:id="rId58">
+      <w:hyperlink r:id="rId61">
         <w:r>
           <w:rPr>
             <w:rStyle w:val="Hyperlink"/>
@@ -1427,7 +1514,7 @@
           <w:numId w:val="1005"/>
         </w:numPr>
       </w:pPr>
-      <w:hyperlink r:id="rId59">
+      <w:hyperlink r:id="rId62">
         <w:r>
           <w:rPr>
             <w:rStyle w:val="Hyperlink"/>
@@ -1447,7 +1534,7 @@
           <w:numId w:val="1005"/>
         </w:numPr>
       </w:pPr>
-      <w:hyperlink r:id="rId60">
+      <w:hyperlink r:id="rId63">
         <w:r>
           <w:rPr>
             <w:rStyle w:val="Hyperlink"/>
@@ -1467,7 +1554,7 @@
           <w:numId w:val="1005"/>
         </w:numPr>
       </w:pPr>
-      <w:hyperlink r:id="rId61">
+      <w:hyperlink r:id="rId64">
         <w:r>
           <w:rPr>
             <w:rStyle w:val="Hyperlink"/>
@@ -1487,7 +1574,7 @@
           <w:numId w:val="1005"/>
         </w:numPr>
       </w:pPr>
-      <w:hyperlink r:id="rId62">
+      <w:hyperlink r:id="rId65">
         <w:r>
           <w:rPr>
             <w:rStyle w:val="Hyperlink"/>
@@ -1507,7 +1594,7 @@
           <w:numId w:val="1005"/>
         </w:numPr>
       </w:pPr>
-      <w:hyperlink r:id="rId63">
+      <w:hyperlink r:id="rId66">
         <w:r>
           <w:rPr>
             <w:rStyle w:val="Hyperlink"/>
@@ -1527,7 +1614,7 @@
           <w:numId w:val="1005"/>
         </w:numPr>
       </w:pPr>
-      <w:hyperlink r:id="rId64">
+      <w:hyperlink r:id="rId67">
         <w:r>
           <w:rPr>
             <w:rStyle w:val="Hyperlink"/>
@@ -1539,8 +1626,8 @@
         <w:t xml:space="preserve">.</w:t>
       </w:r>
     </w:p>
-    <w:bookmarkEnd w:id="65"/>
-    <w:bookmarkStart w:id="77" w:name="sentences"/>
+    <w:bookmarkEnd w:id="68"/>
+    <w:bookmarkStart w:id="80" w:name="sentences"/>
     <w:p>
       <w:pPr>
         <w:pStyle w:val="Heading2"/>
@@ -1557,7 +1644,7 @@
           <w:numId w:val="1006"/>
         </w:numPr>
       </w:pPr>
-      <w:hyperlink r:id="rId66">
+      <w:hyperlink r:id="rId69">
         <w:r>
           <w:rPr>
             <w:rStyle w:val="Hyperlink"/>
@@ -1601,7 +1688,7 @@
           <w:numId w:val="1006"/>
         </w:numPr>
       </w:pPr>
-      <w:hyperlink r:id="rId67">
+      <w:hyperlink r:id="rId70">
         <w:r>
           <w:rPr>
             <w:rStyle w:val="Hyperlink"/>
@@ -1669,7 +1756,7 @@
           <w:numId w:val="1006"/>
         </w:numPr>
       </w:pPr>
-      <w:hyperlink r:id="rId68">
+      <w:hyperlink r:id="rId71">
         <w:r>
           <w:rPr>
             <w:rStyle w:val="Hyperlink"/>
@@ -1737,7 +1824,7 @@
           <w:numId w:val="1006"/>
         </w:numPr>
       </w:pPr>
-      <w:hyperlink r:id="rId69">
+      <w:hyperlink r:id="rId72">
         <w:r>
           <w:rPr>
             <w:rStyle w:val="Hyperlink"/>
@@ -1757,7 +1844,7 @@
           <w:numId w:val="1006"/>
         </w:numPr>
       </w:pPr>
-      <w:hyperlink r:id="rId70">
+      <w:hyperlink r:id="rId73">
         <w:r>
           <w:rPr>
             <w:rStyle w:val="Hyperlink"/>
@@ -1777,7 +1864,7 @@
           <w:numId w:val="1006"/>
         </w:numPr>
       </w:pPr>
-      <w:hyperlink r:id="rId71">
+      <w:hyperlink r:id="rId74">
         <w:r>
           <w:rPr>
             <w:rStyle w:val="Hyperlink"/>
@@ -1797,7 +1884,7 @@
           <w:numId w:val="1006"/>
         </w:numPr>
       </w:pPr>
-      <w:hyperlink r:id="rId72">
+      <w:hyperlink r:id="rId75">
         <w:r>
           <w:rPr>
             <w:rStyle w:val="Hyperlink"/>
@@ -1823,7 +1910,7 @@
           <w:numId w:val="1006"/>
         </w:numPr>
       </w:pPr>
-      <w:hyperlink r:id="rId73">
+      <w:hyperlink r:id="rId76">
         <w:r>
           <w:rPr>
             <w:rStyle w:val="Hyperlink"/>
@@ -1843,7 +1930,7 @@
           <w:numId w:val="1006"/>
         </w:numPr>
       </w:pPr>
-      <w:hyperlink r:id="rId74">
+      <w:hyperlink r:id="rId77">
         <w:r>
           <w:rPr>
             <w:rStyle w:val="Hyperlink"/>
@@ -1863,7 +1950,7 @@
           <w:numId w:val="1006"/>
         </w:numPr>
       </w:pPr>
-      <w:hyperlink r:id="rId75">
+      <w:hyperlink r:id="rId78">
         <w:r>
           <w:rPr>
             <w:rStyle w:val="Hyperlink"/>
@@ -1883,7 +1970,7 @@
           <w:numId w:val="1006"/>
         </w:numPr>
       </w:pPr>
-      <w:hyperlink r:id="rId76">
+      <w:hyperlink r:id="rId79">
         <w:r>
           <w:rPr>
             <w:rStyle w:val="Hyperlink"/>
@@ -1895,8 +1982,8 @@
         <w:t xml:space="preserve">.</w:t>
       </w:r>
     </w:p>
-    <w:bookmarkEnd w:id="77"/>
-    <w:bookmarkStart w:id="92" w:name="teaching-materials"/>
+    <w:bookmarkEnd w:id="80"/>
+    <w:bookmarkStart w:id="95" w:name="teaching-materials"/>
     <w:p>
       <w:pPr>
         <w:pStyle w:val="Heading2"/>
@@ -1913,7 +2000,7 @@
           <w:numId w:val="1007"/>
         </w:numPr>
       </w:pPr>
-      <w:hyperlink r:id="rId78">
+      <w:hyperlink r:id="rId81">
         <w:r>
           <w:rPr>
             <w:rStyle w:val="Hyperlink"/>
@@ -1933,7 +2020,7 @@
           <w:numId w:val="1007"/>
         </w:numPr>
       </w:pPr>
-      <w:hyperlink r:id="rId79">
+      <w:hyperlink r:id="rId82">
         <w:r>
           <w:rPr>
             <w:rStyle w:val="Hyperlink"/>
@@ -1953,7 +2040,7 @@
           <w:numId w:val="1007"/>
         </w:numPr>
       </w:pPr>
-      <w:hyperlink r:id="rId80">
+      <w:hyperlink r:id="rId83">
         <w:r>
           <w:rPr>
             <w:rStyle w:val="Hyperlink"/>
@@ -1976,7 +2063,7 @@
           <w:numId w:val="1007"/>
         </w:numPr>
       </w:pPr>
-      <w:hyperlink r:id="rId81">
+      <w:hyperlink r:id="rId84">
         <w:r>
           <w:rPr>
             <w:rStyle w:val="Hyperlink"/>
@@ -1996,7 +2083,7 @@
           <w:numId w:val="1007"/>
         </w:numPr>
       </w:pPr>
-      <w:hyperlink r:id="rId82">
+      <w:hyperlink r:id="rId85">
         <w:r>
           <w:rPr>
             <w:rStyle w:val="Hyperlink"/>
@@ -2016,7 +2103,7 @@
           <w:numId w:val="1007"/>
         </w:numPr>
       </w:pPr>
-      <w:hyperlink r:id="rId83">
+      <w:hyperlink r:id="rId86">
         <w:r>
           <w:rPr>
             <w:rStyle w:val="Hyperlink"/>
@@ -2036,7 +2123,7 @@
           <w:numId w:val="1007"/>
         </w:numPr>
       </w:pPr>
-      <w:hyperlink r:id="rId84">
+      <w:hyperlink r:id="rId87">
         <w:r>
           <w:rPr>
             <w:rStyle w:val="Hyperlink"/>
@@ -2056,7 +2143,7 @@
           <w:numId w:val="1007"/>
         </w:numPr>
       </w:pPr>
-      <w:hyperlink r:id="rId85">
+      <w:hyperlink r:id="rId88">
         <w:r>
           <w:rPr>
             <w:rStyle w:val="Hyperlink"/>
@@ -2076,7 +2163,7 @@
           <w:numId w:val="1007"/>
         </w:numPr>
       </w:pPr>
-      <w:hyperlink r:id="rId86">
+      <w:hyperlink r:id="rId89">
         <w:r>
           <w:rPr>
             <w:rStyle w:val="Hyperlink"/>
@@ -2096,7 +2183,7 @@
           <w:numId w:val="1007"/>
         </w:numPr>
       </w:pPr>
-      <w:hyperlink r:id="rId87">
+      <w:hyperlink r:id="rId90">
         <w:r>
           <w:rPr>
             <w:rStyle w:val="Hyperlink"/>
@@ -2119,7 +2206,7 @@
           <w:numId w:val="1007"/>
         </w:numPr>
       </w:pPr>
-      <w:hyperlink r:id="rId88">
+      <w:hyperlink r:id="rId91">
         <w:r>
           <w:rPr>
             <w:rStyle w:val="Hyperlink"/>
@@ -2139,7 +2226,7 @@
           <w:numId w:val="1007"/>
         </w:numPr>
       </w:pPr>
-      <w:hyperlink r:id="rId89">
+      <w:hyperlink r:id="rId92">
         <w:r>
           <w:rPr>
             <w:rStyle w:val="Hyperlink"/>
@@ -2159,7 +2246,7 @@
           <w:numId w:val="1007"/>
         </w:numPr>
       </w:pPr>
-      <w:hyperlink r:id="rId90">
+      <w:hyperlink r:id="rId93">
         <w:r>
           <w:rPr>
             <w:rStyle w:val="Hyperlink"/>
@@ -2194,7 +2281,7 @@
           <w:numId w:val="1007"/>
         </w:numPr>
       </w:pPr>
-      <w:hyperlink r:id="rId91">
+      <w:hyperlink r:id="rId94">
         <w:r>
           <w:rPr>
             <w:rStyle w:val="Hyperlink"/>
@@ -2212,8 +2299,8 @@
         <w:t xml:space="preserve">but keep what those repositories credit.</w:t>
       </w:r>
     </w:p>
-    <w:bookmarkEnd w:id="92"/>
-    <w:bookmarkStart w:id="96" w:name="software-text"/>
+    <w:bookmarkEnd w:id="95"/>
+    <w:bookmarkStart w:id="99" w:name="software-text"/>
     <w:p>
       <w:pPr>
         <w:pStyle w:val="Heading2"/>
@@ -2230,7 +2317,7 @@
           <w:numId w:val="1008"/>
         </w:numPr>
       </w:pPr>
-      <w:hyperlink r:id="rId93">
+      <w:hyperlink r:id="rId96">
         <w:r>
           <w:rPr>
             <w:rStyle w:val="Hyperlink"/>
@@ -2253,7 +2340,7 @@
           <w:numId w:val="1008"/>
         </w:numPr>
       </w:pPr>
-      <w:hyperlink r:id="rId94">
+      <w:hyperlink r:id="rId97">
         <w:r>
           <w:rPr>
             <w:rStyle w:val="Hyperlink"/>
@@ -2273,7 +2360,7 @@
           <w:numId w:val="1008"/>
         </w:numPr>
       </w:pPr>
-      <w:hyperlink r:id="rId95">
+      <w:hyperlink r:id="rId98">
         <w:r>
           <w:rPr>
             <w:rStyle w:val="Hyperlink"/>
@@ -2285,8 +2372,8 @@
         <w:t xml:space="preserve">.</w:t>
       </w:r>
     </w:p>
-    <w:bookmarkEnd w:id="96"/>
-    <w:bookmarkStart w:id="100" w:name="thinking"/>
+    <w:bookmarkEnd w:id="99"/>
+    <w:bookmarkStart w:id="103" w:name="thinking"/>
     <w:p>
       <w:pPr>
         <w:pStyle w:val="Heading2"/>
@@ -2303,7 +2390,7 @@
           <w:numId w:val="1009"/>
         </w:numPr>
       </w:pPr>
-      <w:hyperlink r:id="rId97">
+      <w:hyperlink r:id="rId100">
         <w:r>
           <w:rPr>
             <w:rStyle w:val="Hyperlink"/>
@@ -2323,7 +2410,7 @@
           <w:numId w:val="1009"/>
         </w:numPr>
       </w:pPr>
-      <w:hyperlink r:id="rId98">
+      <w:hyperlink r:id="rId101">
         <w:r>
           <w:rPr>
             <w:rStyle w:val="Hyperlink"/>
@@ -2343,7 +2430,7 @@
           <w:numId w:val="1009"/>
         </w:numPr>
       </w:pPr>
-      <w:hyperlink r:id="rId99">
+      <w:hyperlink r:id="rId102">
         <w:r>
           <w:rPr>
             <w:rStyle w:val="Hyperlink"/>
@@ -2355,7 +2442,7 @@
         <w:t xml:space="preserve">.</w:t>
       </w:r>
     </w:p>
-    <w:bookmarkEnd w:id="100"/>
+    <w:bookmarkEnd w:id="103"/>
     <w:sectPr>
       <w:footnotePr>
         <w:numRestart w:val="eachSect"/>
